--- a/HTML/HTML.docx
+++ b/HTML/HTML.docx
@@ -6,8 +6,8 @@
       <w:pPr>
         <w:rPr>
           <w:rFonts w:ascii="Lucida Sans Unicode" w:hAnsi="Lucida Sans Unicode" w:cs="Lucida Sans Unicode"/>
-          <w:sz w:val="28"/>
-          <w:szCs w:val="28"/>
+          <w:sz w:val="72"/>
+          <w:szCs w:val="72"/>
           <w:lang w:val="en-US"/>
         </w:rPr>
       </w:pPr>
@@ -63,8 +63,17 @@
           <w:szCs w:val="28"/>
           <w:lang w:val="en-US"/>
         </w:rPr>
-        <w:tab/>
-        <w:t xml:space="preserve">       HTML</w:t>
+        <w:t xml:space="preserve">      </w:t>
+      </w:r>
+      <w:r>
+        <w:rPr>
+          <w:rFonts w:ascii="Lucida Sans Unicode" w:hAnsi="Lucida Sans Unicode" w:cs="Lucida Sans Unicode"/>
+          <w:color w:val="0070C0"/>
+          <w:sz w:val="72"/>
+          <w:szCs w:val="72"/>
+          <w:lang w:val="en-US"/>
+        </w:rPr>
+        <w:t>HTML</w:t>
       </w:r>
     </w:p>
     <w:p>
@@ -80,34 +89,29 @@
           <w:rFonts w:ascii="Lucida Sans Unicode" w:hAnsi="Lucida Sans Unicode" w:cs="Lucida Sans Unicode"/>
           <w:b/>
           <w:bCs/>
-          <w:sz w:val="28"/>
-          <w:szCs w:val="28"/>
-        </w:rPr>
-        <w:t>HTML</w:t>
-      </w:r>
-      <w:r>
-        <w:rPr>
-          <w:rFonts w:ascii="Lucida Sans Unicode" w:hAnsi="Lucida Sans Unicode" w:cs="Lucida Sans Unicode"/>
-          <w:sz w:val="28"/>
-          <w:szCs w:val="28"/>
-        </w:rPr>
-        <w:t> (</w:t>
-      </w:r>
-      <w:r>
-        <w:rPr>
-          <w:rFonts w:ascii="Lucida Sans Unicode" w:hAnsi="Lucida Sans Unicode" w:cs="Lucida Sans Unicode"/>
-          <w:sz w:val="28"/>
-          <w:szCs w:val="28"/>
-        </w:rPr>
-        <w:t>Hypertext</w:t>
-      </w:r>
-      <w:r>
-        <w:rPr>
-          <w:rFonts w:ascii="Lucida Sans Unicode" w:hAnsi="Lucida Sans Unicode" w:cs="Lucida Sans Unicode"/>
-          <w:sz w:val="28"/>
-          <w:szCs w:val="28"/>
-        </w:rPr>
-        <w:t xml:space="preserve"> Markup Language) is the most basic building block of the Web. It defines the meaning and structure of web content. Other technologies besides HTML are generally used to describe a web page's appearance/presentation (</w:t>
+          <w:color w:val="C45911" w:themeColor="accent2" w:themeShade="BF"/>
+          <w:sz w:val="28"/>
+          <w:szCs w:val="28"/>
+          <w:u w:val="single"/>
+        </w:rPr>
+        <w:t>HTML (Hypertext Markup Language)</w:t>
+      </w:r>
+      <w:r>
+        <w:rPr>
+          <w:rFonts w:ascii="Lucida Sans Unicode" w:hAnsi="Lucida Sans Unicode" w:cs="Lucida Sans Unicode"/>
+          <w:color w:val="C45911" w:themeColor="accent2" w:themeShade="BF"/>
+          <w:sz w:val="28"/>
+          <w:szCs w:val="28"/>
+        </w:rPr>
+        <w:t xml:space="preserve"> </w:t>
+      </w:r>
+      <w:r>
+        <w:rPr>
+          <w:rFonts w:ascii="Lucida Sans Unicode" w:hAnsi="Lucida Sans Unicode" w:cs="Lucida Sans Unicode"/>
+          <w:sz w:val="28"/>
+          <w:szCs w:val="28"/>
+        </w:rPr>
+        <w:t>is the most basic building block of the Web. It defines the meaning and structure of web content. Other technologies besides HTML are generally used to describe a web page's appearance/presentation (</w:t>
       </w:r>
       <w:hyperlink r:id="rId4" w:history="1">
         <w:r>
@@ -126,23 +130,7 @@
           <w:sz w:val="28"/>
           <w:szCs w:val="28"/>
         </w:rPr>
-        <w:t>) or functionality/</w:t>
-      </w:r>
-      <w:r>
-        <w:rPr>
-          <w:rFonts w:ascii="Lucida Sans Unicode" w:hAnsi="Lucida Sans Unicode" w:cs="Lucida Sans Unicode"/>
-          <w:sz w:val="28"/>
-          <w:szCs w:val="28"/>
-        </w:rPr>
-        <w:t>behaviour</w:t>
-      </w:r>
-      <w:r>
-        <w:rPr>
-          <w:rFonts w:ascii="Lucida Sans Unicode" w:hAnsi="Lucida Sans Unicode" w:cs="Lucida Sans Unicode"/>
-          <w:sz w:val="28"/>
-          <w:szCs w:val="28"/>
-        </w:rPr>
-        <w:t xml:space="preserve"> (</w:t>
+        <w:t>) or functionality/behaviour (</w:t>
       </w:r>
       <w:hyperlink r:id="rId5" w:history="1">
         <w:r>
@@ -180,7 +168,26 @@
           <w:sz w:val="28"/>
           <w:szCs w:val="28"/>
         </w:rPr>
-        <w:t>"Hypertext" refers to links that connect web pages to one another, either within a single website or between websites. Links are a fundamental aspect of the Web.</w:t>
+        <w:t>"</w:t>
+      </w:r>
+      <w:r>
+        <w:rPr>
+          <w:rFonts w:ascii="Lucida Sans Unicode" w:hAnsi="Lucida Sans Unicode" w:cs="Lucida Sans Unicode"/>
+          <w:b/>
+          <w:bCs/>
+          <w:color w:val="EE0000"/>
+          <w:sz w:val="28"/>
+          <w:szCs w:val="28"/>
+        </w:rPr>
+        <w:t>Hypertext</w:t>
+      </w:r>
+      <w:r>
+        <w:rPr>
+          <w:rFonts w:ascii="Lucida Sans Unicode" w:hAnsi="Lucida Sans Unicode" w:cs="Lucida Sans Unicode"/>
+          <w:sz w:val="28"/>
+          <w:szCs w:val="28"/>
+        </w:rPr>
+        <w:t>" refers to links that connect web pages to one another, either within a single website or between websites. Links are a fundamental aspect of the Web.</w:t>
       </w:r>
     </w:p>
     <w:p>
@@ -199,7 +206,6 @@
         </w:rPr>
         <w:t>HTML (</w:t>
       </w:r>
-      <w:proofErr w:type="spellStart"/>
       <w:r>
         <w:rPr>
           <w:rFonts w:ascii="Lucida Sans Unicode" w:hAnsi="Lucida Sans Unicode" w:cs="Lucida Sans Unicode"/>
@@ -208,9 +214,8 @@
           <w:sz w:val="28"/>
           <w:szCs w:val="28"/>
         </w:rPr>
-        <w:t>HyperText</w:t>
-      </w:r>
-      <w:proofErr w:type="spellEnd"/>
+        <w:t>Hypertext</w:t>
+      </w:r>
       <w:r>
         <w:rPr>
           <w:rFonts w:ascii="Lucida Sans Unicode" w:hAnsi="Lucida Sans Unicode" w:cs="Lucida Sans Unicode"/>
@@ -1008,14 +1013,6 @@
           <w:szCs w:val="28"/>
         </w:rPr>
       </w:pPr>
-      <w:r>
-        <w:rPr>
-          <w:rFonts w:ascii="Lucida Sans Unicode" w:hAnsi="Lucida Sans Unicode" w:cs="Lucida Sans Unicode"/>
-          <w:sz w:val="28"/>
-          <w:szCs w:val="28"/>
-        </w:rPr>
-        <w:t>Attributes provide additional information about an element.</w:t>
-      </w:r>
     </w:p>
     <w:p>
       <w:pPr>
@@ -1028,10 +1025,30 @@
       <w:r>
         <w:rPr>
           <w:rFonts w:ascii="Lucida Sans Unicode" w:hAnsi="Lucida Sans Unicode" w:cs="Lucida Sans Unicode"/>
-          <w:sz w:val="28"/>
-          <w:szCs w:val="28"/>
-        </w:rPr>
-        <w:t>HTML entities are a way to represent characters that have special meanings in HTML or are not easily typed on a standard keyboard. These entities start with an ampersand (&amp;) and end with a semicolon (;). They are used to display reserved characters, invisible characters, or characters that are difficult to type.</w:t>
+          <w:b/>
+          <w:bCs/>
+          <w:color w:val="EE0000"/>
+          <w:sz w:val="28"/>
+          <w:szCs w:val="28"/>
+        </w:rPr>
+        <w:t>Attributes</w:t>
+      </w:r>
+      <w:r>
+        <w:rPr>
+          <w:rFonts w:ascii="Lucida Sans Unicode" w:hAnsi="Lucida Sans Unicode" w:cs="Lucida Sans Unicode"/>
+          <w:color w:val="EE0000"/>
+          <w:sz w:val="28"/>
+          <w:szCs w:val="28"/>
+        </w:rPr>
+        <w:t xml:space="preserve"> </w:t>
+      </w:r>
+      <w:r>
+        <w:rPr>
+          <w:rFonts w:ascii="Lucida Sans Unicode" w:hAnsi="Lucida Sans Unicode" w:cs="Lucida Sans Unicode"/>
+          <w:sz w:val="28"/>
+          <w:szCs w:val="28"/>
+        </w:rPr>
+        <w:t>provide additional information about an element.</w:t>
       </w:r>
     </w:p>
     <w:p>
@@ -1040,17 +1057,63 @@
           <w:rFonts w:ascii="Lucida Sans Unicode" w:hAnsi="Lucida Sans Unicode" w:cs="Lucida Sans Unicode"/>
           <w:sz w:val="28"/>
           <w:szCs w:val="28"/>
+        </w:rPr>
+      </w:pPr>
+      <w:r>
+        <w:rPr>
+          <w:rFonts w:ascii="Lucida Sans Unicode" w:hAnsi="Lucida Sans Unicode" w:cs="Lucida Sans Unicode"/>
+          <w:b/>
+          <w:bCs/>
+          <w:color w:val="EE0000"/>
+          <w:sz w:val="28"/>
+          <w:szCs w:val="28"/>
+        </w:rPr>
+        <w:t>HTML entities</w:t>
+      </w:r>
+      <w:r>
+        <w:rPr>
+          <w:rFonts w:ascii="Lucida Sans Unicode" w:hAnsi="Lucida Sans Unicode" w:cs="Lucida Sans Unicode"/>
+          <w:color w:val="EE0000"/>
+          <w:sz w:val="28"/>
+          <w:szCs w:val="28"/>
+        </w:rPr>
+        <w:t xml:space="preserve"> </w:t>
+      </w:r>
+      <w:r>
+        <w:rPr>
+          <w:rFonts w:ascii="Lucida Sans Unicode" w:hAnsi="Lucida Sans Unicode" w:cs="Lucida Sans Unicode"/>
+          <w:sz w:val="28"/>
+          <w:szCs w:val="28"/>
+        </w:rPr>
+        <w:t xml:space="preserve">are a way to represent characters that have special meanings in HTML or are not easily typed on a standard </w:t>
+      </w:r>
+      <w:r>
+        <w:rPr>
+          <w:rFonts w:ascii="Lucida Sans Unicode" w:hAnsi="Lucida Sans Unicode" w:cs="Lucida Sans Unicode"/>
+          <w:sz w:val="28"/>
+          <w:szCs w:val="28"/>
+        </w:rPr>
+        <w:lastRenderedPageBreak/>
+        <w:t>keyboard. These entities start with an ampersand (&amp;) and end with a semicolon (;). They are used to display reserved characters, invisible characters, or characters that are difficult to type.</w:t>
+      </w:r>
+    </w:p>
+    <w:p>
+      <w:pPr>
+        <w:rPr>
+          <w:rFonts w:ascii="Lucida Sans Unicode" w:hAnsi="Lucida Sans Unicode" w:cs="Lucida Sans Unicode"/>
+          <w:sz w:val="28"/>
+          <w:szCs w:val="28"/>
           <w:lang w:val="en-US"/>
         </w:rPr>
       </w:pPr>
       <w:r>
         <w:rPr>
           <w:rFonts w:ascii="Lucida Sans Unicode" w:hAnsi="Lucida Sans Unicode" w:cs="Lucida Sans Unicode"/>
+          <w:noProof/>
           <w:sz w:val="28"/>
           <w:szCs w:val="28"/>
           <w:lang w:val="en-US"/>
         </w:rPr>
-        <w:lastRenderedPageBreak/>
         <w:drawing>
           <wp:inline distT="0" distB="0" distL="0" distR="0" wp14:anchorId="6FDFCF14" wp14:editId="61B66E6C">
             <wp:extent cx="5731510" cy="4453890"/>
@@ -1092,35 +1155,39 @@
       <w:pPr>
         <w:rPr>
           <w:rFonts w:ascii="Lucida Sans Unicode" w:hAnsi="Lucida Sans Unicode" w:cs="Lucida Sans Unicode"/>
-          <w:sz w:val="28"/>
-          <w:szCs w:val="28"/>
+          <w:noProof/>
+          <w:sz w:val="28"/>
+          <w:szCs w:val="28"/>
+          <w:lang w:val="en-US"/>
         </w:rPr>
       </w:pPr>
-      <w:r>
-        <w:rPr>
-          <w:rFonts w:ascii="Lucida Sans Unicode" w:hAnsi="Lucida Sans Unicode" w:cs="Lucida Sans Unicode"/>
-          <w:sz w:val="28"/>
-          <w:szCs w:val="28"/>
-        </w:rPr>
-        <w:t>Semantic tags clearly describe their </w:t>
-      </w:r>
       <w:r>
         <w:rPr>
           <w:rFonts w:ascii="Lucida Sans Unicode" w:hAnsi="Lucida Sans Unicode" w:cs="Lucida Sans Unicode"/>
           <w:b/>
           <w:bCs/>
-          <w:sz w:val="28"/>
-          <w:szCs w:val="28"/>
-        </w:rPr>
-        <w:t>meaning</w:t>
-      </w:r>
-      <w:r>
-        <w:rPr>
-          <w:rFonts w:ascii="Lucida Sans Unicode" w:hAnsi="Lucida Sans Unicode" w:cs="Lucida Sans Unicode"/>
-          <w:sz w:val="28"/>
-          <w:szCs w:val="28"/>
-        </w:rPr>
-        <w:t> and </w:t>
+          <w:color w:val="EE0000"/>
+          <w:sz w:val="28"/>
+          <w:szCs w:val="28"/>
+        </w:rPr>
+        <w:t>Semantic tags</w:t>
+      </w:r>
+      <w:r>
+        <w:rPr>
+          <w:rFonts w:ascii="Lucida Sans Unicode" w:hAnsi="Lucida Sans Unicode" w:cs="Lucida Sans Unicode"/>
+          <w:color w:val="EE0000"/>
+          <w:sz w:val="28"/>
+          <w:szCs w:val="28"/>
+        </w:rPr>
+        <w:t xml:space="preserve"> </w:t>
+      </w:r>
+      <w:r>
+        <w:rPr>
+          <w:rFonts w:ascii="Lucida Sans Unicode" w:hAnsi="Lucida Sans Unicode" w:cs="Lucida Sans Unicode"/>
+          <w:sz w:val="28"/>
+          <w:szCs w:val="28"/>
+        </w:rPr>
+        <w:t>clearly describe their </w:t>
       </w:r>
       <w:r>
         <w:rPr>
@@ -1130,6 +1197,24 @@
           <w:sz w:val="28"/>
           <w:szCs w:val="28"/>
         </w:rPr>
+        <w:t>meaning</w:t>
+      </w:r>
+      <w:r>
+        <w:rPr>
+          <w:rFonts w:ascii="Lucida Sans Unicode" w:hAnsi="Lucida Sans Unicode" w:cs="Lucida Sans Unicode"/>
+          <w:sz w:val="28"/>
+          <w:szCs w:val="28"/>
+        </w:rPr>
+        <w:t> and </w:t>
+      </w:r>
+      <w:r>
+        <w:rPr>
+          <w:rFonts w:ascii="Lucida Sans Unicode" w:hAnsi="Lucida Sans Unicode" w:cs="Lucida Sans Unicode"/>
+          <w:b/>
+          <w:bCs/>
+          <w:sz w:val="28"/>
+          <w:szCs w:val="28"/>
+        </w:rPr>
         <w:t>purpose</w:t>
       </w:r>
       <w:r>
@@ -1139,20 +1224,95 @@
           <w:szCs w:val="28"/>
         </w:rPr>
         <w:t> to both the browser and developers, rather than just defining presentation.</w:t>
+      </w:r>
+      <w:r>
+        <w:rPr>
+          <w:rFonts w:ascii="Lucida Sans Unicode" w:hAnsi="Lucida Sans Unicode" w:cs="Lucida Sans Unicode"/>
+          <w:noProof/>
+          <w:sz w:val="28"/>
+          <w:szCs w:val="28"/>
+          <w:lang w:val="en-US"/>
+        </w:rPr>
+        <w:t xml:space="preserve"> </w:t>
       </w:r>
     </w:p>
     <w:p>
       <w:pPr>
         <w:rPr>
           <w:rFonts w:ascii="Lucida Sans Unicode" w:hAnsi="Lucida Sans Unicode" w:cs="Lucida Sans Unicode"/>
+          <w:noProof/>
           <w:sz w:val="28"/>
           <w:szCs w:val="28"/>
           <w:lang w:val="en-US"/>
         </w:rPr>
       </w:pPr>
-      <w:r>
-        <w:rPr>
-          <w:rFonts w:ascii="Lucida Sans Unicode" w:hAnsi="Lucida Sans Unicode" w:cs="Lucida Sans Unicode"/>
+    </w:p>
+    <w:p>
+      <w:pPr>
+        <w:rPr>
+          <w:rFonts w:ascii="Lucida Sans Unicode" w:hAnsi="Lucida Sans Unicode" w:cs="Lucida Sans Unicode"/>
+          <w:sz w:val="28"/>
+          <w:szCs w:val="28"/>
+        </w:rPr>
+      </w:pPr>
+      <w:r>
+        <w:rPr>
+          <w:rFonts w:ascii="Lucida Sans Unicode" w:hAnsi="Lucida Sans Unicode" w:cs="Lucida Sans Unicode"/>
+          <w:noProof/>
+          <w:sz w:val="28"/>
+          <w:szCs w:val="28"/>
+          <w:lang w:val="en-US"/>
+        </w:rPr>
+        <w:drawing>
+          <wp:inline distT="0" distB="0" distL="0" distR="0" wp14:anchorId="0B939014" wp14:editId="3E69114F">
+            <wp:extent cx="5731510" cy="1025639"/>
+            <wp:effectExtent l="0" t="0" r="2540" b="3175"/>
+            <wp:docPr id="283818627" name="Picture 1"/>
+            <wp:cNvGraphicFramePr>
+              <a:graphicFrameLocks xmlns:a="http://schemas.openxmlformats.org/drawingml/2006/main" noChangeAspect="1"/>
+            </wp:cNvGraphicFramePr>
+            <a:graphic xmlns:a="http://schemas.openxmlformats.org/drawingml/2006/main">
+              <a:graphicData uri="http://schemas.openxmlformats.org/drawingml/2006/picture">
+                <pic:pic xmlns:pic="http://schemas.openxmlformats.org/drawingml/2006/picture">
+                  <pic:nvPicPr>
+                    <pic:cNvPr id="283818627" name=""/>
+                    <pic:cNvPicPr/>
+                  </pic:nvPicPr>
+                  <pic:blipFill>
+                    <a:blip r:embed="rId7"/>
+                    <a:stretch>
+                      <a:fillRect/>
+                    </a:stretch>
+                  </pic:blipFill>
+                  <pic:spPr>
+                    <a:xfrm>
+                      <a:off x="0" y="0"/>
+                      <a:ext cx="5731510" cy="1025639"/>
+                    </a:xfrm>
+                    <a:prstGeom prst="rect">
+                      <a:avLst/>
+                    </a:prstGeom>
+                  </pic:spPr>
+                </pic:pic>
+              </a:graphicData>
+            </a:graphic>
+          </wp:inline>
+        </w:drawing>
+      </w:r>
+    </w:p>
+    <w:p>
+      <w:pPr>
+        <w:rPr>
+          <w:rFonts w:ascii="Lucida Sans Unicode" w:hAnsi="Lucida Sans Unicode" w:cs="Lucida Sans Unicode"/>
+          <w:sz w:val="28"/>
+          <w:szCs w:val="28"/>
+          <w:lang w:val="en-US"/>
+        </w:rPr>
+      </w:pPr>
+      <w:r>
+        <w:rPr>
+          <w:rFonts w:ascii="Lucida Sans Unicode" w:hAnsi="Lucida Sans Unicode" w:cs="Lucida Sans Unicode"/>
+          <w:noProof/>
           <w:sz w:val="28"/>
           <w:szCs w:val="28"/>
           <w:lang w:val="en-US"/>
@@ -1174,7 +1334,7 @@
                     <pic:cNvPicPr/>
                   </pic:nvPicPr>
                   <pic:blipFill>
-                    <a:blip r:embed="rId7"/>
+                    <a:blip r:embed="rId8"/>
                     <a:stretch>
                       <a:fillRect/>
                     </a:stretch>
@@ -1183,49 +1343,6 @@
                     <a:xfrm>
                       <a:off x="0" y="0"/>
                       <a:ext cx="4610100" cy="3362325"/>
-                    </a:xfrm>
-                    <a:prstGeom prst="rect">
-                      <a:avLst/>
-                    </a:prstGeom>
-                  </pic:spPr>
-                </pic:pic>
-              </a:graphicData>
-            </a:graphic>
-          </wp:inline>
-        </w:drawing>
-      </w:r>
-      <w:r>
-        <w:rPr>
-          <w:rFonts w:ascii="Lucida Sans Unicode" w:hAnsi="Lucida Sans Unicode" w:cs="Lucida Sans Unicode"/>
-          <w:sz w:val="28"/>
-          <w:szCs w:val="28"/>
-          <w:lang w:val="en-US"/>
-        </w:rPr>
-        <w:drawing>
-          <wp:inline distT="0" distB="0" distL="0" distR="0" wp14:anchorId="5A05DC63" wp14:editId="271BB81C">
-            <wp:extent cx="7239000" cy="1295400"/>
-            <wp:effectExtent l="0" t="0" r="0" b="0"/>
-            <wp:docPr id="283818627" name="Picture 1"/>
-            <wp:cNvGraphicFramePr>
-              <a:graphicFrameLocks xmlns:a="http://schemas.openxmlformats.org/drawingml/2006/main" noChangeAspect="1"/>
-            </wp:cNvGraphicFramePr>
-            <a:graphic xmlns:a="http://schemas.openxmlformats.org/drawingml/2006/main">
-              <a:graphicData uri="http://schemas.openxmlformats.org/drawingml/2006/picture">
-                <pic:pic xmlns:pic="http://schemas.openxmlformats.org/drawingml/2006/picture">
-                  <pic:nvPicPr>
-                    <pic:cNvPr id="283818627" name=""/>
-                    <pic:cNvPicPr/>
-                  </pic:nvPicPr>
-                  <pic:blipFill>
-                    <a:blip r:embed="rId8"/>
-                    <a:stretch>
-                      <a:fillRect/>
-                    </a:stretch>
-                  </pic:blipFill>
-                  <pic:spPr>
-                    <a:xfrm>
-                      <a:off x="0" y="0"/>
-                      <a:ext cx="7327503" cy="1311237"/>
                     </a:xfrm>
                     <a:prstGeom prst="rect">
                       <a:avLst/>
@@ -1851,6 +1968,7 @@
   <w:style w:type="character" w:default="1" w:styleId="DefaultParagraphFont">
     <w:name w:val="Default Paragraph Font"/>
     <w:uiPriority w:val="1"/>
+    <w:semiHidden/>
     <w:unhideWhenUsed/>
   </w:style>
   <w:style w:type="table" w:default="1" w:styleId="TableNormal">
